--- a/Memoria.docx
+++ b/Memoria.docx
@@ -12,7 +12,169 @@
     </w:p>
     <w:p>
       <w:r>
-        <w:t>Máximo dos páginas.</w:t>
+        <w:t xml:space="preserve">Enlace al proyecto en </w:t>
+      </w:r>
+      <w:proofErr w:type="spellStart"/>
+      <w:r>
+        <w:t>GitHub</w:t>
+      </w:r>
+      <w:proofErr w:type="spellEnd"/>
+      <w:r>
+        <w:t xml:space="preserve">: </w:t>
+      </w:r>
+      <w:hyperlink r:id="rId7" w:history="1">
+        <w:r>
+          <w:rPr>
+            <w:rStyle w:val="Hipervnculo"/>
+          </w:rPr>
+          <w:t>https://github.com/Zheaxx/UNIR_PAV_Actividad1</w:t>
+        </w:r>
+      </w:hyperlink>
+    </w:p>
+    <w:p>
+      <w:r>
+        <w:t xml:space="preserve">Tras realizar el proyecto base de </w:t>
+      </w:r>
+      <w:proofErr w:type="spellStart"/>
+      <w:r>
+        <w:t>Space</w:t>
+      </w:r>
+      <w:proofErr w:type="spellEnd"/>
+      <w:r>
+        <w:t xml:space="preserve"> </w:t>
+      </w:r>
+      <w:proofErr w:type="spellStart"/>
+      <w:r>
+        <w:t>Shooter</w:t>
+      </w:r>
+      <w:proofErr w:type="spellEnd"/>
+      <w:r>
+        <w:t xml:space="preserve">, pensé en el tipo de experiencia que me gustaría jugar. Se me ocurrió que la diversión del juego estaría en ofrecer potenciadores al jugador, pero no solamente en la munición como ocurre en la mayoría de juegos </w:t>
+      </w:r>
+      <w:proofErr w:type="spellStart"/>
+      <w:r>
+        <w:t>arcade</w:t>
+      </w:r>
+      <w:proofErr w:type="spellEnd"/>
+      <w:r>
+        <w:t xml:space="preserve"> del estilo, sino también en otros ámbitos del juego; como el movimiento o dotar al jugador de la capacidad de defenderse.</w:t>
+      </w:r>
+    </w:p>
+    <w:p>
+      <w:r>
+        <w:t xml:space="preserve">Por ello, pensé en un </w:t>
+      </w:r>
+      <w:proofErr w:type="spellStart"/>
+      <w:r>
+        <w:t>space</w:t>
+      </w:r>
+      <w:proofErr w:type="spellEnd"/>
+      <w:r>
+        <w:t xml:space="preserve"> </w:t>
+      </w:r>
+      <w:proofErr w:type="spellStart"/>
+      <w:r>
+        <w:t>shooter</w:t>
+      </w:r>
+      <w:proofErr w:type="spellEnd"/>
+      <w:r>
+        <w:t xml:space="preserve"> sencillo, donde el jugador comienza a recibir oleadas de naves enemigas de manera progresiva. Cada cierto tiempo, se verá recompensado con potenciadores que debe utilizar a su favor para destruir las naves enemigas y aumentar su progreso. </w:t>
+      </w:r>
+    </w:p>
+    <w:p>
+      <w:r>
+        <w:t>Al in</w:t>
+      </w:r>
+      <w:r>
+        <w:t xml:space="preserve">iciar el juego, vemos una ubicación del espacio exterior y a la nave del jugador aparece centrada en la parte inferior de la pantalla. </w:t>
+      </w:r>
+    </w:p>
+    <w:p>
+      <w:r>
+        <w:t>Un poco más aba</w:t>
+      </w:r>
+      <w:r>
+        <w:t xml:space="preserve">jo, vemos el HUD del juego con un indicador en verde del total de vidas del jugador. Si cogemos cierto </w:t>
+      </w:r>
+      <w:proofErr w:type="spellStart"/>
+      <w:r>
+        <w:t>PowerUp</w:t>
+      </w:r>
+      <w:proofErr w:type="spellEnd"/>
+      <w:r>
+        <w:t xml:space="preserve"> esta UI cambiará para mostrar el escudo disponible. En la esquina inferior derecha vemos el progreso, que es una medida de puntuación que depende de los enemigos derrotados y el nivel de los mismos.</w:t>
+      </w:r>
+    </w:p>
+    <w:p>
+      <w:pPr>
+        <w:pStyle w:val="NormalWeb"/>
+      </w:pPr>
+      <w:r>
+        <w:rPr>
+          <w:noProof/>
+        </w:rPr>
+        <w:drawing>
+          <wp:anchor distT="0" distB="0" distL="114300" distR="114300" simplePos="0" relativeHeight="251658240" behindDoc="1" locked="0" layoutInCell="1" allowOverlap="1" wp14:anchorId="579A91CD" wp14:editId="5FD847DA">
+            <wp:simplePos x="0" y="0"/>
+            <wp:positionH relativeFrom="column">
+              <wp:posOffset>-137160</wp:posOffset>
+            </wp:positionH>
+            <wp:positionV relativeFrom="paragraph">
+              <wp:posOffset>15240</wp:posOffset>
+            </wp:positionV>
+            <wp:extent cx="5934075" cy="3337917"/>
+            <wp:effectExtent l="0" t="0" r="0" b="0"/>
+            <wp:wrapNone/>
+            <wp:docPr id="1" name="Imagen 1" descr="E:\GIT\UNIR\PAV\UNIR_PAV_Actividad1\Saved\Screenshots\WindowsEditor\ScreenShot00000.png"/>
+            <wp:cNvGraphicFramePr>
+              <a:graphicFrameLocks xmlns:a="http://schemas.openxmlformats.org/drawingml/2006/main" noChangeAspect="1"/>
+            </wp:cNvGraphicFramePr>
+            <a:graphic xmlns:a="http://schemas.openxmlformats.org/drawingml/2006/main">
+              <a:graphicData uri="http://schemas.openxmlformats.org/drawingml/2006/picture">
+                <pic:pic xmlns:pic="http://schemas.openxmlformats.org/drawingml/2006/picture">
+                  <pic:nvPicPr>
+                    <pic:cNvPr id="0" name="Picture 1" descr="E:\GIT\UNIR\PAV\UNIR_PAV_Actividad1\Saved\Screenshots\WindowsEditor\ScreenShot00000.png"/>
+                    <pic:cNvPicPr>
+                      <a:picLocks noChangeAspect="1" noChangeArrowheads="1"/>
+                    </pic:cNvPicPr>
+                  </pic:nvPicPr>
+                  <pic:blipFill>
+                    <a:blip r:embed="rId8" cstate="print">
+                      <a:extLst>
+                        <a:ext uri="{28A0092B-C50C-407E-A947-70E740481C1C}">
+                          <a14:useLocalDpi xmlns:a14="http://schemas.microsoft.com/office/drawing/2010/main" val="0"/>
+                        </a:ext>
+                      </a:extLst>
+                    </a:blip>
+                    <a:srcRect/>
+                    <a:stretch>
+                      <a:fillRect/>
+                    </a:stretch>
+                  </pic:blipFill>
+                  <pic:spPr bwMode="auto">
+                    <a:xfrm>
+                      <a:off x="0" y="0"/>
+                      <a:ext cx="5934075" cy="3337917"/>
+                    </a:xfrm>
+                    <a:prstGeom prst="rect">
+                      <a:avLst/>
+                    </a:prstGeom>
+                    <a:noFill/>
+                    <a:ln>
+                      <a:noFill/>
+                    </a:ln>
+                  </pic:spPr>
+                </pic:pic>
+              </a:graphicData>
+            </a:graphic>
+            <wp14:sizeRelH relativeFrom="margin">
+              <wp14:pctWidth>0</wp14:pctWidth>
+            </wp14:sizeRelH>
+            <wp14:sizeRelV relativeFrom="margin">
+              <wp14:pctHeight>0</wp14:pctHeight>
+            </wp14:sizeRelV>
+          </wp:anchor>
+        </w:drawing>
       </w:r>
     </w:p>
     <w:p>
@@ -26,108 +188,623 @@
       </w:pPr>
       <w:r>
         <w:lastRenderedPageBreak/>
-        <w:t>Definición de nuevas mecánicas</w:t>
-      </w:r>
-    </w:p>
-    <w:p>
-      <w:r>
-        <w:t xml:space="preserve">He decidido implementar un total de 4 </w:t>
-      </w:r>
-      <w:proofErr w:type="spellStart"/>
-      <w:r>
+        <w:t>Proceso de creación y d</w:t>
+      </w:r>
+      <w:r>
+        <w:t>efinición de nuevas mecánicas</w:t>
+      </w:r>
+    </w:p>
+    <w:p>
+      <w:r>
+        <w:t xml:space="preserve">He decidido implementar un total de </w:t>
+      </w:r>
+      <w:r>
+        <w:t>7 nuevas mecánicas, entre las cuales se encuentran 5</w:t>
+      </w:r>
+      <w:r>
+        <w:t xml:space="preserve"> </w:t>
+      </w:r>
+      <w:proofErr w:type="spellStart"/>
+      <w:r>
+        <w:t>PowerUps</w:t>
+      </w:r>
+      <w:proofErr w:type="spellEnd"/>
+      <w:r>
+        <w:t>, las cuales explico a continuación.</w:t>
+      </w:r>
+    </w:p>
+    <w:p>
+      <w:r>
+        <w:t xml:space="preserve">Los </w:t>
+      </w:r>
+      <w:proofErr w:type="spellStart"/>
+      <w:r>
+        <w:t>P</w:t>
+      </w:r>
+      <w:r>
+        <w:t>owerUps</w:t>
+      </w:r>
+      <w:proofErr w:type="spellEnd"/>
+      <w:r>
+        <w:t xml:space="preserve"> que he definido pueden ser de dos tipos:</w:t>
+      </w:r>
+    </w:p>
+    <w:p>
+      <w:r>
+        <w:rPr>
+          <w:b/>
+        </w:rPr>
+        <w:t xml:space="preserve">Tipo 1 – </w:t>
+      </w:r>
+      <w:proofErr w:type="spellStart"/>
+      <w:r>
+        <w:rPr>
+          <w:b/>
+        </w:rPr>
+        <w:t>PowerUp</w:t>
+      </w:r>
+      <w:proofErr w:type="spellEnd"/>
+      <w:r>
+        <w:rPr>
+          <w:b/>
+        </w:rPr>
+        <w:t xml:space="preserve"> de tiempo</w:t>
+      </w:r>
+      <w:r>
+        <w:t>. Este potenciador realiza un efecto sobre el jugador que desaparece transcurrido un tiempo determinado.</w:t>
+      </w:r>
+    </w:p>
+    <w:p>
+      <w:r>
+        <w:rPr>
+          <w:b/>
+        </w:rPr>
+        <w:t xml:space="preserve">Tipo 2 – </w:t>
+      </w:r>
+      <w:proofErr w:type="spellStart"/>
+      <w:r>
+        <w:rPr>
+          <w:b/>
+        </w:rPr>
+        <w:t>PowerUp</w:t>
+      </w:r>
+      <w:proofErr w:type="spellEnd"/>
+      <w:r>
+        <w:rPr>
+          <w:b/>
+        </w:rPr>
+        <w:t xml:space="preserve"> condicional</w:t>
+      </w:r>
+      <w:r>
+        <w:t xml:space="preserve">. Este potenciador comienza o termina su efecto dependiendo de una condición determinada. </w:t>
+      </w:r>
+    </w:p>
+    <w:p>
+      <w:r>
+        <w:t xml:space="preserve">He creado </w:t>
+      </w:r>
+      <w:r>
+        <w:t>3</w:t>
+      </w:r>
+      <w:r>
+        <w:t xml:space="preserve"> </w:t>
+      </w:r>
+      <w:proofErr w:type="spellStart"/>
+      <w:r>
+        <w:t>PowerUps</w:t>
+      </w:r>
+      <w:proofErr w:type="spellEnd"/>
+      <w:r>
+        <w:t xml:space="preserve"> de </w:t>
+      </w:r>
+      <w:r>
+        <w:t xml:space="preserve">tiempo y 2 </w:t>
+      </w:r>
+      <w:proofErr w:type="spellStart"/>
+      <w:r>
+        <w:t>PowerUps</w:t>
+      </w:r>
+      <w:proofErr w:type="spellEnd"/>
+      <w:r>
+        <w:t xml:space="preserve"> condicionales</w:t>
+      </w:r>
+      <w:r>
+        <w:t>, los cuales se explican a continuación.</w:t>
+      </w:r>
+    </w:p>
+    <w:p>
+      <w:pPr>
+        <w:rPr>
+          <w:b/>
+          <w:u w:val="single"/>
+        </w:rPr>
+      </w:pPr>
+      <w:proofErr w:type="spellStart"/>
+      <w:r>
+        <w:rPr>
+          <w:b/>
+          <w:u w:val="single"/>
+        </w:rPr>
         <w:t>Power</w:t>
       </w:r>
       <w:proofErr w:type="spellEnd"/>
       <w:r>
-        <w:t>-Ups que dan lugar a 4 mecánicas, las cuales explico a continuación.</w:t>
-      </w:r>
-    </w:p>
-    <w:p>
-      <w:r>
-        <w:t xml:space="preserve">Los </w:t>
-      </w:r>
-      <w:proofErr w:type="spellStart"/>
-      <w:r>
-        <w:t>P</w:t>
-      </w:r>
-      <w:r>
-        <w:t>owerUps</w:t>
-      </w:r>
-      <w:proofErr w:type="spellEnd"/>
-      <w:r>
-        <w:t xml:space="preserve"> que he definido pueden ser de dos tipos:</w:t>
-      </w:r>
-    </w:p>
-    <w:p>
-      <w:r>
-        <w:rPr>
-          <w:b/>
-        </w:rPr>
-        <w:t xml:space="preserve">Tipo 1 – </w:t>
-      </w:r>
-      <w:proofErr w:type="spellStart"/>
-      <w:r>
-        <w:rPr>
-          <w:b/>
-        </w:rPr>
+        <w:rPr>
+          <w:b/>
+          <w:u w:val="single"/>
+        </w:rPr>
+        <w:t xml:space="preserve"> Ups de tiempo:</w:t>
+      </w:r>
+    </w:p>
+    <w:p>
+      <w:pPr>
+        <w:rPr>
+          <w:b/>
+        </w:rPr>
+      </w:pPr>
+      <w:r>
+        <w:rPr>
+          <w:b/>
+        </w:rPr>
+        <w:t>Mecánica 1 – Aumento de velocidad del jugador.</w:t>
+      </w:r>
+    </w:p>
+    <w:p>
+      <w:r>
+        <w:t xml:space="preserve">Este </w:t>
+      </w:r>
+      <w:proofErr w:type="spellStart"/>
+      <w:r>
+        <w:t>Power</w:t>
+      </w:r>
+      <w:proofErr w:type="spellEnd"/>
+      <w:r>
+        <w:t xml:space="preserve"> Up multiplica la velocidad de movimiento del jugador. Dura un tiempo establecido </w:t>
+      </w:r>
+      <w:r>
+        <w:t>que por defecto son 5 segundos. Pasado el tiempo, la velocidad de movimiento del jugador vuelve a ser la normal.</w:t>
+      </w:r>
+    </w:p>
+    <w:p>
+      <w:pPr>
+        <w:rPr>
+          <w:b/>
+        </w:rPr>
+      </w:pPr>
+      <w:r>
+        <w:rPr>
+          <w:b/>
+        </w:rPr>
+        <w:t xml:space="preserve">Mecánica 2 – </w:t>
+      </w:r>
+      <w:r>
+        <w:rPr>
+          <w:b/>
+        </w:rPr>
+        <w:t>Disparo múltiple.</w:t>
+      </w:r>
+    </w:p>
+    <w:p>
+      <w:r>
+        <w:t xml:space="preserve">Este </w:t>
+      </w:r>
+      <w:proofErr w:type="spellStart"/>
+      <w:r>
+        <w:t>Power</w:t>
+      </w:r>
+      <w:proofErr w:type="spellEnd"/>
+      <w:r>
+        <w:t xml:space="preserve"> Up permite disparar más proyectiles en el mismo evento de disparo y en más direcciones. Pasado el tiempo determinado, el jugador vuelve a disparar únicamente un proyectil en línea recta en cada evento de disparo.</w:t>
+      </w:r>
+    </w:p>
+    <w:p>
+      <w:pPr>
+        <w:rPr>
+          <w:b/>
+        </w:rPr>
+      </w:pPr>
+      <w:r>
+        <w:rPr>
+          <w:b/>
+        </w:rPr>
+        <w:t>Mecánica 3</w:t>
+      </w:r>
+      <w:r>
+        <w:rPr>
+          <w:b/>
+        </w:rPr>
+        <w:t xml:space="preserve"> – </w:t>
+      </w:r>
+      <w:r>
+        <w:rPr>
+          <w:b/>
+        </w:rPr>
+        <w:t>Granadas de tiempo.</w:t>
+      </w:r>
+    </w:p>
+    <w:p>
+      <w:r>
+        <w:t xml:space="preserve">Este </w:t>
+      </w:r>
+      <w:proofErr w:type="spellStart"/>
+      <w:r>
         <w:t>PowerUp</w:t>
       </w:r>
       <w:proofErr w:type="spellEnd"/>
       <w:r>
-        <w:rPr>
-          <w:b/>
-        </w:rPr>
-        <w:t xml:space="preserve"> de tiempo</w:t>
-      </w:r>
-      <w:r>
-        <w:t>. Este potenciador realiza un efecto sobre el jugador que desaparece transcurrido un tiempo determinado.</w:t>
-      </w:r>
-    </w:p>
-    <w:p>
-      <w:r>
-        <w:rPr>
-          <w:b/>
-        </w:rPr>
-        <w:t xml:space="preserve">Tipo 2 – </w:t>
-      </w:r>
-      <w:proofErr w:type="spellStart"/>
-      <w:r>
-        <w:rPr>
-          <w:b/>
-        </w:rPr>
+        <w:t xml:space="preserve"> permite disparar un tipo diferente de proyectil que tiene mucho mayor rango, por lo que puede dañar varios enemigos de un disparo. El proyectil funciona como una granada, de manera que detona en un tiempo aleatorio de entre 5 y 8 segundos tras ser disparado.</w:t>
+      </w:r>
+      <w:r>
+        <w:t xml:space="preserve"> El jugador cambi</w:t>
+      </w:r>
+      <w:bookmarkStart w:id="0" w:name="_GoBack"/>
+      <w:bookmarkEnd w:id="0"/>
+      <w:r>
+        <w:t xml:space="preserve">a su tipo de munición a granadas hasta que acaba el tiempo del </w:t>
+      </w:r>
+      <w:proofErr w:type="spellStart"/>
+      <w:r>
+        <w:t>power</w:t>
+      </w:r>
+      <w:proofErr w:type="spellEnd"/>
+      <w:r>
+        <w:t xml:space="preserve"> up, recuperando su munición por defecto.</w:t>
+      </w:r>
+    </w:p>
+    <w:p>
+      <w:pPr>
+        <w:rPr>
+          <w:b/>
+          <w:u w:val="single"/>
+        </w:rPr>
+      </w:pPr>
+      <w:proofErr w:type="spellStart"/>
+      <w:r>
+        <w:rPr>
+          <w:b/>
+          <w:u w:val="single"/>
+        </w:rPr>
+        <w:lastRenderedPageBreak/>
+        <w:t>Power</w:t>
+      </w:r>
+      <w:proofErr w:type="spellEnd"/>
+      <w:r>
+        <w:rPr>
+          <w:b/>
+          <w:u w:val="single"/>
+        </w:rPr>
+        <w:t xml:space="preserve"> Ups condicionales:</w:t>
+      </w:r>
+    </w:p>
+    <w:p>
+      <w:pPr>
+        <w:rPr>
+          <w:b/>
+        </w:rPr>
+      </w:pPr>
+      <w:r>
+        <w:rPr>
+          <w:b/>
+        </w:rPr>
+        <w:t>Mecánica 4</w:t>
+      </w:r>
+      <w:r>
+        <w:rPr>
+          <w:b/>
+        </w:rPr>
+        <w:t xml:space="preserve"> - </w:t>
+      </w:r>
+      <w:r>
+        <w:rPr>
+          <w:b/>
+        </w:rPr>
+        <w:t xml:space="preserve">Escudo </w:t>
+      </w:r>
+      <w:r>
+        <w:rPr>
+          <w:b/>
+        </w:rPr>
+        <w:t>protector.</w:t>
+      </w:r>
+    </w:p>
+    <w:p>
+      <w:r>
+        <w:t xml:space="preserve">Este </w:t>
+      </w:r>
+      <w:proofErr w:type="spellStart"/>
+      <w:r>
         <w:t>PowerUp</w:t>
       </w:r>
       <w:proofErr w:type="spellEnd"/>
       <w:r>
-        <w:rPr>
-          <w:b/>
-        </w:rPr>
-        <w:t xml:space="preserve"> condicional</w:t>
-      </w:r>
-      <w:r>
-        <w:t xml:space="preserve">. Este potenciador comienza o termina su efecto dependiendo de una condición determinada. </w:t>
-      </w:r>
-    </w:p>
-    <w:p>
-      <w:r>
-        <w:t xml:space="preserve">He creado </w:t>
-      </w:r>
-      <w:r>
-        <w:t>3</w:t>
-      </w:r>
+        <w:t xml:space="preserve"> crea un escudo que rodea la nave del jugador y le protege de un máximo de 3 proyectiles. Cuando el escudo recibe 3 disparos, desaparece y el siguiente disparo recibido resta vidas del jugador.</w:t>
+      </w:r>
+      <w:r>
+        <w:t xml:space="preserve"> El escudo perderá la misma cantidad de vidas que perdería el jugador, por lo tanto los proyectiles enemigos potenciados (ver Mecánica 6) también afectan en mayor medida al escudo.</w:t>
+      </w:r>
+    </w:p>
+    <w:p>
+      <w:pPr>
+        <w:rPr>
+          <w:b/>
+        </w:rPr>
+      </w:pPr>
+      <w:r>
+        <w:rPr>
+          <w:b/>
+        </w:rPr>
+        <w:t>Mecánica 5 – Curación.</w:t>
+      </w:r>
+    </w:p>
+    <w:p>
+      <w:r>
+        <w:t xml:space="preserve">Este </w:t>
+      </w:r>
+      <w:proofErr w:type="spellStart"/>
+      <w:r>
+        <w:t>PowerUp</w:t>
+      </w:r>
+      <w:proofErr w:type="spellEnd"/>
+      <w:r>
+        <w:t xml:space="preserve"> recupera una vida del jugador</w:t>
+      </w:r>
+      <w:r>
+        <w:t>. Si no tiene vidas que recuperar, no ocurre nada.</w:t>
+      </w:r>
+    </w:p>
+    <w:p>
+      <w:r>
+        <w:t xml:space="preserve">Nota: Este </w:t>
+      </w:r>
+      <w:proofErr w:type="spellStart"/>
+      <w:r>
+        <w:t>PowerUp</w:t>
+      </w:r>
+      <w:proofErr w:type="spellEnd"/>
+      <w:r>
+        <w:t xml:space="preserve"> únicamente recupera las vidas normales del jugador, no las del escudo.</w:t>
+      </w:r>
+    </w:p>
+    <w:p>
+      <w:r>
+        <w:t xml:space="preserve">Además de </w:t>
+      </w:r>
+      <w:proofErr w:type="spellStart"/>
+      <w:r>
+        <w:t>PowerUps</w:t>
+      </w:r>
+      <w:proofErr w:type="spellEnd"/>
+      <w:r>
+        <w:t xml:space="preserve">, he modificado ciertos aspectos del juego para hacerlo más divertido y </w:t>
+      </w:r>
+      <w:r>
+        <w:t>desafiante para el jugador.</w:t>
+      </w:r>
+    </w:p>
+    <w:p>
+      <w:pPr>
+        <w:rPr>
+          <w:b/>
+          <w:u w:val="single"/>
+        </w:rPr>
+      </w:pPr>
+      <w:r>
+        <w:rPr>
+          <w:b/>
+          <w:u w:val="single"/>
+        </w:rPr>
+        <w:t>Mecánicas adicionales:</w:t>
+      </w:r>
+    </w:p>
+    <w:p>
+      <w:r>
+        <w:rPr>
+          <w:b/>
+        </w:rPr>
+        <w:t xml:space="preserve">Mecánica </w:t>
+      </w:r>
+      <w:r>
+        <w:rPr>
+          <w:b/>
+        </w:rPr>
+        <w:t>6</w:t>
+      </w:r>
+      <w:r>
+        <w:rPr>
+          <w:b/>
+        </w:rPr>
+        <w:t xml:space="preserve"> – Proyectiles enemigos con daño variable</w:t>
+      </w:r>
+      <w:r>
+        <w:t xml:space="preserve">. </w:t>
+      </w:r>
+      <w:r>
+        <w:t>L</w:t>
+      </w:r>
+      <w:r>
+        <w:t>os enemigos pueden disparar proyectiles que hagan un mayor daño al jugador. Puede que algunas naves enemigas disparen proyectiles más potentes, los cuales quitarán 2 vidas</w:t>
+      </w:r>
+      <w:r>
+        <w:t xml:space="preserve"> (y escudos)</w:t>
+      </w:r>
+      <w:r>
+        <w:t xml:space="preserve"> al jugador.</w:t>
+      </w:r>
+      <w:r>
+        <w:t xml:space="preserve"> Esto aumenta la variabilidad y dificultad del juego.</w:t>
+      </w:r>
+    </w:p>
+    <w:p>
+      <w:pPr>
+        <w:rPr>
+          <w:b/>
+        </w:rPr>
+      </w:pPr>
+      <w:r>
+        <w:rPr>
+          <w:b/>
+        </w:rPr>
+        <w:t xml:space="preserve">Mecánica 7 – Patrulla por </w:t>
+      </w:r>
+      <w:proofErr w:type="spellStart"/>
+      <w:r>
+        <w:rPr>
+          <w:b/>
+        </w:rPr>
+        <w:t>spline</w:t>
+      </w:r>
+      <w:proofErr w:type="spellEnd"/>
+    </w:p>
+    <w:p>
+      <w:r>
+        <w:t xml:space="preserve">En esta mecánica, los enemigos </w:t>
+      </w:r>
+      <w:r>
+        <w:t>de mayor nivel</w:t>
+      </w:r>
+      <w:r>
+        <w:t xml:space="preserve"> patrullan siguiendo un recorrido a través de un </w:t>
+      </w:r>
+      <w:proofErr w:type="spellStart"/>
+      <w:r>
+        <w:t>spline</w:t>
+      </w:r>
+      <w:proofErr w:type="spellEnd"/>
       <w:r>
         <w:t xml:space="preserve"> </w:t>
       </w:r>
       <w:proofErr w:type="spellStart"/>
       <w:r>
+        <w:t>path</w:t>
+      </w:r>
+      <w:proofErr w:type="spellEnd"/>
+      <w:r>
+        <w:t>. Esto hace a los enemigos más impredecibles y difíciles de derrotar, y añade un tercer tipo de enemigo al juego.</w:t>
+      </w:r>
+    </w:p>
+    <w:p>
+      <w:r>
+        <w:br w:type="page"/>
+      </w:r>
+    </w:p>
+    <w:p>
+      <w:pPr>
+        <w:pStyle w:val="Ttulo1"/>
+      </w:pPr>
+      <w:r>
+        <w:lastRenderedPageBreak/>
+        <w:t xml:space="preserve">Memoria de </w:t>
+      </w:r>
+      <w:r>
+        <w:t xml:space="preserve">desarrollo general e </w:t>
+      </w:r>
+      <w:r>
+        <w:t>iteraciones</w:t>
+      </w:r>
+    </w:p>
+    <w:p>
+      <w:pPr>
+        <w:pStyle w:val="Prrafodelista"/>
+        <w:numPr>
+          <w:ilvl w:val="0"/>
+          <w:numId w:val="1"/>
+        </w:numPr>
+        <w:rPr>
+          <w:b/>
+          <w:u w:val="single"/>
+        </w:rPr>
+      </w:pPr>
+      <w:r>
+        <w:rPr>
+          <w:b/>
+          <w:u w:val="single"/>
+        </w:rPr>
+        <w:t>Metodología de desarrollo</w:t>
+      </w:r>
+    </w:p>
+    <w:p>
+      <w:r>
+        <w:t>En primer lugar desarrollé la mecánica de aum</w:t>
+      </w:r>
+      <w:r>
+        <w:t xml:space="preserve">entar el movimiento del jugador. Una vez localizadas las variables que modifican su velocidad </w:t>
+      </w:r>
+      <w:r>
+        <w:t>escogí el multiplicar por cinco el valor por defecto.</w:t>
+      </w:r>
+    </w:p>
+    <w:p>
+      <w:r>
+        <w:t xml:space="preserve">Probé esta funcionalidad en el evento Begin </w:t>
+      </w:r>
+      <w:proofErr w:type="spellStart"/>
+      <w:r>
+        <w:t>Overlap</w:t>
+      </w:r>
+      <w:proofErr w:type="spellEnd"/>
+      <w:r>
+        <w:t xml:space="preserve"> del </w:t>
+      </w:r>
+      <w:proofErr w:type="spellStart"/>
+      <w:r>
+        <w:t>SS_PlayerCharacter</w:t>
+      </w:r>
+      <w:proofErr w:type="spellEnd"/>
+      <w:r>
+        <w:t xml:space="preserve"> y una vez comprobado que funcionaba como quería, empecé a pensar cual era el mejor sitio para ubicar la lógica.</w:t>
+      </w:r>
+    </w:p>
+    <w:p>
+      <w:r>
+        <w:t>Llegué a la conclusión de que quería implementar unas cuantas mecánicas más</w:t>
+      </w:r>
+      <w:r>
+        <w:t xml:space="preserve">, por lo que la lógica del </w:t>
+      </w:r>
+      <w:proofErr w:type="spellStart"/>
+      <w:r>
+        <w:t>Overlap</w:t>
+      </w:r>
+      <w:proofErr w:type="spellEnd"/>
+      <w:r>
+        <w:t xml:space="preserve"> debería estar gestionada en el propio </w:t>
+      </w:r>
+      <w:proofErr w:type="spellStart"/>
+      <w:r>
+        <w:t>PowerUp</w:t>
+      </w:r>
+      <w:proofErr w:type="spellEnd"/>
+      <w:r>
+        <w:t xml:space="preserve">, de manera que el </w:t>
+      </w:r>
+      <w:proofErr w:type="spellStart"/>
+      <w:r>
+        <w:t>SS_PlayerCharacter</w:t>
+      </w:r>
+      <w:proofErr w:type="spellEnd"/>
+      <w:r>
+        <w:t xml:space="preserve"> expusiera una serie de funciones que fueran invocadas por dicho </w:t>
+      </w:r>
+      <w:proofErr w:type="spellStart"/>
+      <w:r>
+        <w:t>PowerUp</w:t>
+      </w:r>
+      <w:proofErr w:type="spellEnd"/>
+      <w:r>
+        <w:t>.</w:t>
+      </w:r>
+    </w:p>
+    <w:p>
+      <w:r>
+        <w:t xml:space="preserve">La siguiente mecánica que se me ocurrió fue la del escudo protector. Quería que esta mecánica dependiera de la habilidad del jugador y no fuera temporal. De manera que si el jugador es bueno, tiene como premio aguantar ese escudo durante más tiempo. Aquí vi clara la diferencia con la anterior mecánica, ya que en esta no es necesario un temporizador. Surgió aquí por tanto la distinción de </w:t>
+      </w:r>
+      <w:proofErr w:type="spellStart"/>
+      <w:r>
         <w:t>PowerUps</w:t>
       </w:r>
       <w:proofErr w:type="spellEnd"/>
       <w:r>
-        <w:t xml:space="preserve"> de </w:t>
-      </w:r>
-      <w:r>
-        <w:t xml:space="preserve">tiempo y 2 </w:t>
+        <w:t xml:space="preserve"> temporales y </w:t>
       </w:r>
       <w:proofErr w:type="spellStart"/>
       <w:r>
@@ -135,217 +812,192 @@
       </w:r>
       <w:proofErr w:type="spellEnd"/>
       <w:r>
-        <w:t xml:space="preserve"> condicionales</w:t>
-      </w:r>
-      <w:r>
-        <w:t>, los cuales se explican a continuación.</w:t>
-      </w:r>
-    </w:p>
-    <w:p>
-      <w:proofErr w:type="spellStart"/>
-      <w:r>
-        <w:t>Power</w:t>
-      </w:r>
-      <w:proofErr w:type="spellEnd"/>
-      <w:r>
-        <w:t xml:space="preserve"> Ups de tiempo:</w:t>
-      </w:r>
-    </w:p>
-    <w:p>
-      <w:pPr>
-        <w:rPr>
-          <w:b/>
-        </w:rPr>
-      </w:pPr>
-      <w:r>
-        <w:rPr>
-          <w:b/>
-        </w:rPr>
-        <w:t>Mecánica 1 – Aumento de velocidad del jugador.</w:t>
-      </w:r>
-    </w:p>
-    <w:p>
-      <w:r>
-        <w:t xml:space="preserve">Este </w:t>
-      </w:r>
-      <w:proofErr w:type="spellStart"/>
-      <w:r>
-        <w:t>Power</w:t>
-      </w:r>
-      <w:proofErr w:type="spellEnd"/>
-      <w:r>
-        <w:t xml:space="preserve"> Up multiplica la velocidad de movimiento del jugador. Dura un tiempo establecido </w:t>
-      </w:r>
-      <w:r>
-        <w:t>que por defecto son 5 segundos. Pasado el tiempo, la velocidad de movimiento del jugador vuelve a ser la normal.</w:t>
-      </w:r>
-    </w:p>
-    <w:p>
-      <w:pPr>
-        <w:rPr>
-          <w:b/>
-        </w:rPr>
-      </w:pPr>
-      <w:r>
-        <w:rPr>
-          <w:b/>
-        </w:rPr>
-        <w:t xml:space="preserve">Mecánica 2 – </w:t>
-      </w:r>
-      <w:r>
-        <w:rPr>
-          <w:b/>
-        </w:rPr>
-        <w:t>Disparo múltiple.</w:t>
-      </w:r>
-    </w:p>
-    <w:p>
-      <w:r>
-        <w:t xml:space="preserve">Este </w:t>
-      </w:r>
-      <w:proofErr w:type="spellStart"/>
-      <w:r>
-        <w:t>Power</w:t>
-      </w:r>
-      <w:proofErr w:type="spellEnd"/>
-      <w:r>
-        <w:t xml:space="preserve"> Up permite disparar más proyectiles en el mismo evento de disparo y en más direcciones. Pasado el tiempo determinado, el jugador vuelve a disparar únicamente un proyectil en línea recta en cada evento de disparo.</w:t>
-      </w:r>
-    </w:p>
-    <w:p>
-      <w:proofErr w:type="spellStart"/>
-      <w:r>
-        <w:t>Power</w:t>
-      </w:r>
-      <w:proofErr w:type="spellEnd"/>
-      <w:r>
-        <w:t xml:space="preserve"> Ups condicionales:</w:t>
-      </w:r>
-    </w:p>
-    <w:p>
-      <w:pPr>
-        <w:rPr>
-          <w:b/>
-        </w:rPr>
-      </w:pPr>
-      <w:r>
-        <w:rPr>
-          <w:b/>
-        </w:rPr>
-        <w:t xml:space="preserve">Mecánica 3 - </w:t>
-      </w:r>
-      <w:r>
-        <w:rPr>
-          <w:b/>
-        </w:rPr>
-        <w:t xml:space="preserve">Escudo </w:t>
-      </w:r>
-      <w:r>
-        <w:rPr>
-          <w:b/>
-        </w:rPr>
-        <w:t>protector.</w:t>
-      </w:r>
-    </w:p>
-    <w:p>
-      <w:r>
-        <w:t xml:space="preserve">Este </w:t>
-      </w:r>
-      <w:proofErr w:type="spellStart"/>
-      <w:r>
-        <w:t>PowerUp</w:t>
-      </w:r>
-      <w:proofErr w:type="spellEnd"/>
-      <w:r>
-        <w:t xml:space="preserve"> crea un escudo que rodea la nave del jugador y le protege de un máximo de 3 proyectiles. Cuando el escudo recibe 3 disparos, desaparece y el siguiente disparo recibido resta vidas del jugador.</w:t>
-      </w:r>
-      <w:r>
-        <w:t xml:space="preserve"> El escudo perderá la misma cantidad de vidas que perdería el jugador, por lo tanto los proyectiles enemigos potenciados (ver Mecánica 6) también afectan en mayor medida al escudo.</w:t>
+        <w:t xml:space="preserve"> condicionales.</w:t>
+      </w:r>
+    </w:p>
+    <w:p>
+      <w:r>
+        <w:t xml:space="preserve">Antes de ponerme a programar la nueva lógica, implementé una clase base para los </w:t>
+      </w:r>
+      <w:proofErr w:type="spellStart"/>
+      <w:r>
+        <w:t>PowerUps</w:t>
+      </w:r>
+      <w:proofErr w:type="spellEnd"/>
+      <w:r>
+        <w:t xml:space="preserve">, llamada </w:t>
+      </w:r>
+      <w:proofErr w:type="spellStart"/>
+      <w:r>
+        <w:t>BP_SS_PowerUpBase</w:t>
+      </w:r>
+      <w:proofErr w:type="spellEnd"/>
+      <w:r>
+        <w:t xml:space="preserve"> que contuviera la lógica común a ambos tipos de </w:t>
+      </w:r>
+      <w:proofErr w:type="spellStart"/>
+      <w:r>
+        <w:t>PowerUps</w:t>
+      </w:r>
+      <w:proofErr w:type="spellEnd"/>
+      <w:r>
+        <w:t xml:space="preserve"> así como una variable Booleana para diferenciar de qué tipo son.</w:t>
+      </w:r>
+    </w:p>
+    <w:p>
+      <w:r>
+        <w:t>Seguí con este modus operandi, y cuando tenía la funcionalidad básica de todas las mecánicas, me dispuse a testear el juego a fondo, dentro de mi poco tiempo disponible.</w:t>
+      </w:r>
+    </w:p>
+    <w:p>
+      <w:pPr>
+        <w:spacing w:line="259" w:lineRule="auto"/>
+      </w:pPr>
+      <w:r>
+        <w:br w:type="page"/>
       </w:r>
     </w:p>
     <w:p/>
     <w:p>
       <w:pPr>
-        <w:rPr>
-          <w:b/>
-        </w:rPr>
-      </w:pPr>
-      <w:r>
-        <w:rPr>
-          <w:b/>
-        </w:rPr>
+        <w:pStyle w:val="Prrafodelista"/>
+        <w:numPr>
+          <w:ilvl w:val="0"/>
+          <w:numId w:val="1"/>
+        </w:numPr>
+        <w:rPr>
+          <w:b/>
+          <w:u w:val="single"/>
+        </w:rPr>
+      </w:pPr>
+      <w:r>
+        <w:rPr>
+          <w:b/>
+          <w:u w:val="single"/>
+        </w:rPr>
+        <w:t>Iteraciones</w:t>
+      </w:r>
+    </w:p>
+    <w:p>
+      <w:pPr>
+        <w:ind w:left="360"/>
+      </w:pPr>
+      <w:r>
+        <w:t>Duración: 4 iteraciones sobre el prototipo.</w:t>
+      </w:r>
+    </w:p>
+    <w:p>
+      <w:pPr>
+        <w:ind w:left="360"/>
+      </w:pPr>
+      <w:r>
+        <w:t>Incidencias: El primer problema de los jugadores era la poca duración de la experiencia y la sensación de que te mataban rápido cuando empezaban a cogerle el gusto al juego. Por ello se me ocurrió implementar la mecánica del escudo, que ha tenido buena acogida según las 3 personas que probaron el juego final.</w:t>
+      </w:r>
+    </w:p>
+    <w:p>
+      <w:pPr>
+        <w:ind w:left="360"/>
+      </w:pPr>
+      <w:r>
+        <w:t xml:space="preserve">También había comentarios acerca de la velocidad del juego. Todo se movía muy despacio, desde la imagen del fondo (que en primer lugar era de agua) hasta los enemigos. La nave del jugador, al menos,  sí que ofrecía buen </w:t>
+      </w:r>
+      <w:proofErr w:type="spellStart"/>
+      <w:r>
+        <w:t>game-feel</w:t>
+      </w:r>
+      <w:proofErr w:type="spellEnd"/>
+      <w:r>
+        <w:t>. Para mejorar esto decidí hacer el juego un poco más frenético, incrementando la velocidad de los proyectiles (del jugador y enemigos) y de las naves enemigas al desplazarse.</w:t>
+      </w:r>
+      <w:r>
+        <w:t xml:space="preserve"> También modifiqué la imagen de fondo a una textura del espacio, lo que me llevó a darme cuenta de que la iluminación no era muy adecuada y los proyectiles no se distinguían bien. Por tanto los modifiqué y les puse materiales emisivos.</w:t>
+      </w:r>
+    </w:p>
+    <w:p>
+      <w:pPr>
+        <w:ind w:left="360"/>
+      </w:pPr>
+      <w:r>
+        <w:t xml:space="preserve">La incidencia más grave la detectó un jugador en el último </w:t>
+      </w:r>
+      <w:proofErr w:type="spellStart"/>
+      <w:r>
+        <w:t>playtesting</w:t>
+      </w:r>
+      <w:proofErr w:type="spellEnd"/>
+      <w:r>
+        <w:t xml:space="preserve">, y es que los </w:t>
+      </w:r>
+      <w:proofErr w:type="spellStart"/>
+      <w:r>
+        <w:t>PowerUps</w:t>
+      </w:r>
+      <w:proofErr w:type="spellEnd"/>
+      <w:r>
+        <w:t xml:space="preserve"> no tenían efecto algunas veces. Me llevó unas tres sesiones de trabajo averiguar que era debido a que el </w:t>
+      </w:r>
+      <w:proofErr w:type="spellStart"/>
+      <w:r>
+        <w:t>timer</w:t>
+      </w:r>
+      <w:proofErr w:type="spellEnd"/>
+      <w:r>
+        <w:t xml:space="preserve"> estaba siendo activado varias veces y eso alteraba su comportamiento. Para solucionarlo tuve que desactivar colisiones inútiles (como la del propio </w:t>
+      </w:r>
+      <w:proofErr w:type="spellStart"/>
+      <w:r>
+        <w:t>widget</w:t>
+      </w:r>
+      <w:proofErr w:type="spellEnd"/>
+      <w:r>
+        <w:t xml:space="preserve"> del </w:t>
+      </w:r>
+      <w:proofErr w:type="spellStart"/>
+      <w:r>
+        <w:t>power</w:t>
+      </w:r>
+      <w:proofErr w:type="spellEnd"/>
+      <w:r>
+        <w:t xml:space="preserve"> up) hasta que funcionó perfectamente.</w:t>
+      </w:r>
+    </w:p>
+    <w:p>
+      <w:pPr>
+        <w:ind w:left="360"/>
+      </w:pPr>
+      <w:r>
+        <w:t>Opiniones y reacciones:</w:t>
+      </w:r>
+      <w:r>
+        <w:t xml:space="preserve"> En general el juego ha gustado bastante, sobre todo en el último </w:t>
+      </w:r>
+      <w:proofErr w:type="spellStart"/>
+      <w:r>
+        <w:t>playtesting</w:t>
+      </w:r>
+      <w:proofErr w:type="spellEnd"/>
+      <w:r>
+        <w:t xml:space="preserve"> cuando metí todos los cambios estéticos. Por desgracia no he tenido más tiempo para añadir más sonidos o efectos de partículas, o mirar a fondo algunos bugs menores.</w:t>
+      </w:r>
+    </w:p>
+    <w:p>
+      <w:pPr>
+        <w:ind w:left="360"/>
+      </w:pPr>
+      <w:r>
         <w:lastRenderedPageBreak/>
-        <w:t>Mecánica 4 – Disparo con explosión retardada.</w:t>
-      </w:r>
-    </w:p>
-    <w:p>
-      <w:r>
-        <w:t xml:space="preserve">Este </w:t>
-      </w:r>
-      <w:proofErr w:type="spellStart"/>
-      <w:r>
-        <w:t>PowerUp</w:t>
-      </w:r>
-      <w:proofErr w:type="spellEnd"/>
-      <w:r>
-        <w:t xml:space="preserve"> permite disparar un tipo diferente de proyectil que queda parado en una posición del campo de batalla. El jugador puede hacer explotar el proyectil en el momento que desee pulsando la tecla </w:t>
-      </w:r>
-      <w:proofErr w:type="spellStart"/>
-      <w:r>
-        <w:t>Enter</w:t>
-      </w:r>
-      <w:proofErr w:type="spellEnd"/>
-      <w:r>
-        <w:t>. Este proyectil tiene un radio de explosión mucho mayor al proyectil normal.</w:t>
-      </w:r>
-    </w:p>
-    <w:p>
-      <w:pPr>
-        <w:rPr>
-          <w:b/>
-        </w:rPr>
-      </w:pPr>
-      <w:bookmarkStart w:id="0" w:name="_GoBack"/>
-      <w:r>
-        <w:rPr>
-          <w:b/>
-        </w:rPr>
-        <w:t>Mecánica 5 – Curación.</w:t>
-      </w:r>
-    </w:p>
-    <w:bookmarkEnd w:id="0"/>
-    <w:p>
-      <w:r>
-        <w:t xml:space="preserve">Este </w:t>
-      </w:r>
-      <w:proofErr w:type="spellStart"/>
-      <w:r>
-        <w:t>PowerUp</w:t>
-      </w:r>
-      <w:proofErr w:type="spellEnd"/>
-      <w:r>
-        <w:t xml:space="preserve"> recupera una vida del jugador</w:t>
-      </w:r>
-      <w:r>
-        <w:t>. Si no tiene vidas que recuperar, no ocurre nada.</w:t>
-      </w:r>
-    </w:p>
-    <w:p>
-      <w:r>
-        <w:t xml:space="preserve">Nota: Este </w:t>
-      </w:r>
-      <w:proofErr w:type="spellStart"/>
-      <w:r>
-        <w:t>PowerUp</w:t>
-      </w:r>
-      <w:proofErr w:type="spellEnd"/>
-      <w:r>
-        <w:t xml:space="preserve"> únicamente recupera las vidas normales del jugador, no las del escudo.</w:t>
-      </w:r>
-    </w:p>
-    <w:p>
-      <w:r>
-        <w:t xml:space="preserve">Además de </w:t>
+        <w:t>Cambios realizados:</w:t>
+      </w:r>
+      <w:r>
+        <w:t xml:space="preserve"> Entre los cambios más significativos está el hecho de la implementación de 5 </w:t>
+      </w:r>
+      <w:proofErr w:type="spellStart"/>
+      <w:r>
+        <w:t>power</w:t>
+      </w:r>
+      <w:proofErr w:type="spellEnd"/>
+      <w:r>
+        <w:t xml:space="preserve"> ups, a mi juicio bastante variados y que han puesto a prueba mis conocimientos en programación. Otro desafío ha sido la gestión de estos </w:t>
       </w:r>
       <w:proofErr w:type="spellStart"/>
       <w:r>
@@ -353,287 +1005,48 @@
       </w:r>
       <w:proofErr w:type="spellEnd"/>
       <w:r>
-        <w:t xml:space="preserve">, he modificado ciertos aspectos del juego para hacerlo más divertido y </w:t>
-      </w:r>
-      <w:r>
-        <w:t>desafiante para el jugador.</w:t>
-      </w:r>
-    </w:p>
-    <w:p>
-      <w:r>
-        <w:t xml:space="preserve">Mecánica </w:t>
-      </w:r>
-      <w:r>
-        <w:t>6</w:t>
-      </w:r>
-      <w:r>
-        <w:t xml:space="preserve"> – Proyectiles enemigos con daño variable. </w:t>
-      </w:r>
-      <w:r>
-        <w:t>De manera aleatoria, l</w:t>
-      </w:r>
-      <w:r>
-        <w:t>os enemigos pueden disparar proyectiles que hagan un mayor daño al jugador. Puede que algunas naves enemigas disparen proyectiles más potentes, los cuales tendrán un color diferente y quitarán 2 vidas al jugador.</w:t>
-      </w:r>
-    </w:p>
-    <w:p>
-      <w:r>
-        <w:br w:type="page"/>
-      </w:r>
-    </w:p>
-    <w:p>
-      <w:pPr>
-        <w:pStyle w:val="Ttulo1"/>
-      </w:pPr>
-      <w:r>
-        <w:lastRenderedPageBreak/>
-        <w:t>Memoria de iteraciones</w:t>
-      </w:r>
-    </w:p>
-    <w:p>
-      <w:r>
-        <w:t xml:space="preserve">En primer lugar desarrollé la mecánica de aumentar el movimiento del jugador. Para ello localicé el componente y las variables que controlan su velocidad. Estos son el </w:t>
-      </w:r>
-      <w:proofErr w:type="spellStart"/>
-      <w:r>
-        <w:t>CharacterMovement</w:t>
-      </w:r>
-      <w:proofErr w:type="spellEnd"/>
-      <w:r>
-        <w:t xml:space="preserve"> </w:t>
-      </w:r>
-      <w:proofErr w:type="spellStart"/>
-      <w:r>
-        <w:t>Component</w:t>
-      </w:r>
-      <w:proofErr w:type="spellEnd"/>
-      <w:r>
-        <w:t xml:space="preserve"> y su variable </w:t>
-      </w:r>
-      <w:proofErr w:type="spellStart"/>
-      <w:r>
-        <w:t>MaxWalk</w:t>
-      </w:r>
-      <w:proofErr w:type="spellEnd"/>
-      <w:r>
-        <w:t xml:space="preserve"> </w:t>
-      </w:r>
-      <w:proofErr w:type="spellStart"/>
-      <w:r>
-        <w:t>Speed</w:t>
-      </w:r>
-      <w:proofErr w:type="spellEnd"/>
-      <w:r>
-        <w:t>. Una vez localizadas, probé cual sería un buen aumento que diera ventaja al jugador, escogí el multiplicar por cinco el valor por defecto.</w:t>
-      </w:r>
-    </w:p>
-    <w:p>
-      <w:r>
-        <w:t xml:space="preserve">Probé esta funcionalidad en el evento Begin </w:t>
-      </w:r>
-      <w:proofErr w:type="spellStart"/>
-      <w:r>
-        <w:t>Overlap</w:t>
-      </w:r>
-      <w:proofErr w:type="spellEnd"/>
-      <w:r>
-        <w:t xml:space="preserve"> del </w:t>
-      </w:r>
-      <w:proofErr w:type="spellStart"/>
-      <w:r>
-        <w:t>SS_PlayerCharacter</w:t>
-      </w:r>
-      <w:proofErr w:type="spellEnd"/>
-      <w:r>
-        <w:t xml:space="preserve"> y una vez comprobado que funcionaba como quería, empecé a pensar cual era el mejor sitio para ubicar la lógica.</w:t>
-      </w:r>
-    </w:p>
-    <w:p>
-      <w:r>
-        <w:t>Llegué a la conclusión de que quería implementar unas cuantas mecánicas más</w:t>
-      </w:r>
-      <w:r>
-        <w:t xml:space="preserve">, por lo que no tenía sentido que el </w:t>
-      </w:r>
-      <w:proofErr w:type="spellStart"/>
-      <w:r>
-        <w:t>SS_PlayerCharacter</w:t>
-      </w:r>
-      <w:proofErr w:type="spellEnd"/>
-      <w:r>
-        <w:t xml:space="preserve"> hiciera una comprobación por cada </w:t>
-      </w:r>
-      <w:proofErr w:type="spellStart"/>
-      <w:r>
-        <w:t>PowerUp</w:t>
-      </w:r>
-      <w:proofErr w:type="spellEnd"/>
-      <w:r>
-        <w:t xml:space="preserve"> cada vez que colisiona con uno de ellos hasta que encontrase el </w:t>
-      </w:r>
-      <w:proofErr w:type="spellStart"/>
-      <w:r>
-        <w:t>PowerUp</w:t>
-      </w:r>
-      <w:proofErr w:type="spellEnd"/>
-      <w:r>
-        <w:t xml:space="preserve"> indicado que había colisionado con él. Decidí por tanto que la lógica del </w:t>
-      </w:r>
-      <w:proofErr w:type="spellStart"/>
-      <w:r>
-        <w:t>Overlap</w:t>
-      </w:r>
-      <w:proofErr w:type="spellEnd"/>
-      <w:r>
-        <w:t xml:space="preserve"> debería estar gestionada en el propio </w:t>
-      </w:r>
-      <w:proofErr w:type="spellStart"/>
-      <w:r>
-        <w:t>PowerUp</w:t>
-      </w:r>
-      <w:proofErr w:type="spellEnd"/>
-      <w:r>
-        <w:t xml:space="preserve">, de manera que el </w:t>
-      </w:r>
-      <w:proofErr w:type="spellStart"/>
-      <w:r>
-        <w:t>SS_PlayerCharacter</w:t>
-      </w:r>
-      <w:proofErr w:type="spellEnd"/>
-      <w:r>
-        <w:t xml:space="preserve"> expusiera una serie de funciones que fueran invocadas por dicho </w:t>
-      </w:r>
-      <w:proofErr w:type="spellStart"/>
-      <w:r>
-        <w:t>PowerUp</w:t>
-      </w:r>
-      <w:proofErr w:type="spellEnd"/>
-      <w:r>
-        <w:t>.</w:t>
-      </w:r>
-    </w:p>
-    <w:p>
-      <w:r>
-        <w:t xml:space="preserve">De esta manera, si un </w:t>
-      </w:r>
-      <w:proofErr w:type="spellStart"/>
-      <w:r>
-        <w:t>PowerUp</w:t>
-      </w:r>
-      <w:proofErr w:type="spellEnd"/>
-      <w:r>
-        <w:t xml:space="preserve"> modifica la velocidad del </w:t>
-      </w:r>
-      <w:proofErr w:type="spellStart"/>
-      <w:r>
-        <w:t>SS_PlayerCharacter</w:t>
-      </w:r>
-      <w:proofErr w:type="spellEnd"/>
-      <w:r>
-        <w:t xml:space="preserve">, el propio </w:t>
-      </w:r>
-      <w:proofErr w:type="spellStart"/>
-      <w:r>
-        <w:t>Character</w:t>
-      </w:r>
-      <w:proofErr w:type="spellEnd"/>
-      <w:r>
-        <w:t xml:space="preserve"> debería tener una función pública “</w:t>
-      </w:r>
-      <w:proofErr w:type="spellStart"/>
-      <w:r>
-        <w:t>SetSpeedMovement</w:t>
-      </w:r>
-      <w:proofErr w:type="spellEnd"/>
-      <w:r>
-        <w:t xml:space="preserve">” y el </w:t>
-      </w:r>
-      <w:proofErr w:type="spellStart"/>
-      <w:r>
-        <w:t>PowerUp</w:t>
-      </w:r>
-      <w:proofErr w:type="spellEnd"/>
-      <w:r>
-        <w:t xml:space="preserve"> correspondiente la invocaría en el momento oportuno. Así, el </w:t>
-      </w:r>
-      <w:proofErr w:type="spellStart"/>
-      <w:r>
-        <w:t>SS_PlayerCharacter</w:t>
-      </w:r>
-      <w:proofErr w:type="spellEnd"/>
-      <w:r>
-        <w:t xml:space="preserve"> no necesita saber qué </w:t>
-      </w:r>
-      <w:proofErr w:type="spellStart"/>
-      <w:r>
-        <w:t>PowerUps</w:t>
-      </w:r>
-      <w:proofErr w:type="spellEnd"/>
-      <w:r>
-        <w:t xml:space="preserve"> están colisionando con él, sino que los </w:t>
-      </w:r>
-      <w:proofErr w:type="spellStart"/>
-      <w:r>
-        <w:t>PowerUps</w:t>
-      </w:r>
-      <w:proofErr w:type="spellEnd"/>
-      <w:r>
-        <w:t xml:space="preserve"> utilizan sus funciones.</w:t>
-      </w:r>
-    </w:p>
-    <w:p>
-      <w:r>
-        <w:t xml:space="preserve">La siguiente mecánica que se me ocurrió fue la del escudo protector. Quería que esta mecánica dependiera de la habilidad del jugador y no fuera temporal. De manera que si el jugador es bueno, tiene como premio aguantar ese escudo durante más tiempo. Aquí vi clara la diferencia con la anterior mecánica, ya que en esta no es necesario un temporizador. Surgió aquí por tanto la distinción de </w:t>
-      </w:r>
-      <w:proofErr w:type="spellStart"/>
-      <w:r>
-        <w:t>PowerUps</w:t>
-      </w:r>
-      <w:proofErr w:type="spellEnd"/>
-      <w:r>
-        <w:t xml:space="preserve"> temporales y </w:t>
-      </w:r>
-      <w:proofErr w:type="spellStart"/>
-      <w:r>
-        <w:t>PowerUps</w:t>
-      </w:r>
-      <w:proofErr w:type="spellEnd"/>
-      <w:r>
-        <w:t xml:space="preserve"> condicionales.</w:t>
-      </w:r>
-    </w:p>
-    <w:p>
-      <w:r>
-        <w:t xml:space="preserve">Antes de ponerme a programar la nueva lógica, implementé una clase base para los </w:t>
-      </w:r>
-      <w:proofErr w:type="spellStart"/>
-      <w:r>
-        <w:t>PowerUps</w:t>
-      </w:r>
-      <w:proofErr w:type="spellEnd"/>
-      <w:r>
-        <w:t xml:space="preserve">, llamada </w:t>
-      </w:r>
-      <w:proofErr w:type="spellStart"/>
-      <w:r>
-        <w:t>BP_SS_PowerUpBase</w:t>
-      </w:r>
-      <w:proofErr w:type="spellEnd"/>
-      <w:r>
-        <w:t xml:space="preserve"> que contuviera la lógica común a ambos tipos de </w:t>
-      </w:r>
-      <w:proofErr w:type="spellStart"/>
-      <w:r>
-        <w:t>PowerUps</w:t>
-      </w:r>
-      <w:proofErr w:type="spellEnd"/>
-      <w:r>
-        <w:t xml:space="preserve"> así como una variable Booleana para diferenciar de qué tipo son.</w:t>
-      </w:r>
-    </w:p>
+        <w:t xml:space="preserve"> mediante una data-</w:t>
+      </w:r>
+      <w:proofErr w:type="spellStart"/>
+      <w:r>
+        <w:t>table</w:t>
+      </w:r>
+      <w:proofErr w:type="spellEnd"/>
+      <w:r>
+        <w:t xml:space="preserve"> (carpeta Data) que hace que el sistema sea fácilmente escalable. Otra de las implementaciones con las que he intentado sorprender al jugador es el enemigo que patrulla siguiendo un </w:t>
+      </w:r>
+      <w:proofErr w:type="spellStart"/>
+      <w:r>
+        <w:t>spline</w:t>
+      </w:r>
+      <w:proofErr w:type="spellEnd"/>
+      <w:r>
+        <w:t>. Un sistema complejo pero que creo que ha quedado muy bien integrado en la arquitectura del videojuego.</w:t>
+      </w:r>
+    </w:p>
+    <w:p>
+      <w:pPr>
+        <w:ind w:left="360"/>
+      </w:pPr>
+      <w:r>
+        <w:t>Valoración personal:</w:t>
+      </w:r>
+      <w:r>
+        <w:t xml:space="preserve"> Aunque el proyecto base ofrecía un buen punto de partida, esta actividad ha sido un gran proceso de aprendizaje ya que me ha llevado a investigar nuevas formas de resolver problemas por mi cuenta. La sensación de que otras personas prueben el juego ha sido muy interesante y para la próxima vez he aprendido que debo empezar el </w:t>
+      </w:r>
+      <w:proofErr w:type="spellStart"/>
+      <w:r>
+        <w:t>playtesting</w:t>
+      </w:r>
+      <w:proofErr w:type="spellEnd"/>
+      <w:r>
+        <w:t xml:space="preserve"> con un poco más de antelación.</w:t>
+      </w:r>
+    </w:p>
+    <w:p/>
     <w:p/>
     <w:sectPr>
-      <w:headerReference w:type="default" r:id="rId6"/>
+      <w:headerReference w:type="default" r:id="rId9"/>
       <w:pgSz w:w="11906" w:h="16838"/>
       <w:pgMar w:top="1417" w:right="1701" w:bottom="1417" w:left="1701" w:header="708" w:footer="708" w:gutter="0"/>
       <w:cols w:space="708"/>
@@ -695,27 +1108,409 @@
 
 <file path=word/header1.xml><?xml version="1.0" encoding="utf-8"?>
 <w:hdr xmlns:wpc="http://schemas.microsoft.com/office/word/2010/wordprocessingCanvas" xmlns:mc="http://schemas.openxmlformats.org/markup-compatibility/2006" xmlns:o="urn:schemas-microsoft-com:office:office" xmlns:r="http://schemas.openxmlformats.org/officeDocument/2006/relationships" xmlns:m="http://schemas.openxmlformats.org/officeDocument/2006/math" xmlns:v="urn:schemas-microsoft-com:vml" xmlns:wp14="http://schemas.microsoft.com/office/word/2010/wordprocessingDrawing" xmlns:wp="http://schemas.openxmlformats.org/drawingml/2006/wordprocessingDrawing" xmlns:w10="urn:schemas-microsoft-com:office:word" xmlns:w="http://schemas.openxmlformats.org/wordprocessingml/2006/main" xmlns:w14="http://schemas.microsoft.com/office/word/2010/wordml" xmlns:w15="http://schemas.microsoft.com/office/word/2012/wordml" xmlns:wpg="http://schemas.microsoft.com/office/word/2010/wordprocessingGroup" xmlns:wpi="http://schemas.microsoft.com/office/word/2010/wordprocessingInk" xmlns:wne="http://schemas.microsoft.com/office/word/2006/wordml" xmlns:wps="http://schemas.microsoft.com/office/word/2010/wordprocessingShape" mc:Ignorable="w14 w15 wp14">
+  <w:tbl>
+    <w:tblPr>
+      <w:tblStyle w:val="TablaUNIR3"/>
+      <w:tblW w:w="0" w:type="auto"/>
+      <w:tblCellMar>
+        <w:top w:w="11" w:type="dxa"/>
+        <w:bottom w:w="11" w:type="dxa"/>
+      </w:tblCellMar>
+      <w:tblLook w:val="04A0" w:firstRow="1" w:lastRow="0" w:firstColumn="1" w:lastColumn="0" w:noHBand="0" w:noVBand="1"/>
+    </w:tblPr>
+    <w:tblGrid>
+      <w:gridCol w:w="2552"/>
+      <w:gridCol w:w="3827"/>
+      <w:gridCol w:w="1831"/>
+    </w:tblGrid>
+    <w:tr>
+      <w:trPr>
+        <w:cnfStyle w:val="100000000000" w:firstRow="1" w:lastRow="0" w:firstColumn="0" w:lastColumn="0" w:oddVBand="0" w:evenVBand="0" w:oddHBand="0" w:evenHBand="0" w:firstRowFirstColumn="0" w:firstRowLastColumn="0" w:lastRowFirstColumn="0" w:lastRowLastColumn="0"/>
+        <w:trHeight w:val="283"/>
+      </w:trPr>
+      <w:tc>
+        <w:tcPr>
+          <w:tcW w:w="2552" w:type="dxa"/>
+        </w:tcPr>
+        <w:p>
+          <w:pPr>
+            <w:pStyle w:val="Encabezado"/>
+            <w:rPr>
+              <w:rFonts w:cs="UnitOT-Medi"/>
+              <w:color w:val="0098CD"/>
+              <w:sz w:val="22"/>
+            </w:rPr>
+          </w:pPr>
+          <w:r>
+            <w:rPr>
+              <w:rFonts w:cs="UnitOT-Medi"/>
+              <w:color w:val="0098CD"/>
+              <w:sz w:val="22"/>
+            </w:rPr>
+            <w:t>Asignatura</w:t>
+          </w:r>
+        </w:p>
+      </w:tc>
+      <w:tc>
+        <w:tcPr>
+          <w:tcW w:w="3827" w:type="dxa"/>
+        </w:tcPr>
+        <w:p>
+          <w:pPr>
+            <w:pStyle w:val="Encabezado"/>
+            <w:rPr>
+              <w:rFonts w:cs="UnitOT-Medi"/>
+              <w:color w:val="0098CD"/>
+              <w:sz w:val="22"/>
+            </w:rPr>
+          </w:pPr>
+          <w:r>
+            <w:rPr>
+              <w:rFonts w:cs="UnitOT-Medi"/>
+              <w:color w:val="0098CD"/>
+              <w:sz w:val="22"/>
+            </w:rPr>
+            <w:t>Datos del alumno</w:t>
+          </w:r>
+        </w:p>
+      </w:tc>
+      <w:tc>
+        <w:tcPr>
+          <w:tcW w:w="1831" w:type="dxa"/>
+        </w:tcPr>
+        <w:p>
+          <w:pPr>
+            <w:pStyle w:val="Encabezado"/>
+            <w:rPr>
+              <w:rFonts w:cs="UnitOT-Medi"/>
+              <w:color w:val="0098CD"/>
+              <w:sz w:val="22"/>
+            </w:rPr>
+          </w:pPr>
+          <w:r>
+            <w:rPr>
+              <w:rFonts w:cs="UnitOT-Medi"/>
+              <w:color w:val="0098CD"/>
+              <w:sz w:val="22"/>
+            </w:rPr>
+            <w:t>Fecha</w:t>
+          </w:r>
+        </w:p>
+      </w:tc>
+    </w:tr>
+    <w:tr>
+      <w:trPr>
+        <w:trHeight w:val="342"/>
+      </w:trPr>
+      <w:tc>
+        <w:tcPr>
+          <w:tcW w:w="2552" w:type="dxa"/>
+          <w:vMerge w:val="restart"/>
+        </w:tcPr>
+        <w:p>
+          <w:pPr>
+            <w:pStyle w:val="Textocajaactividades"/>
+          </w:pPr>
+          <w:r>
+            <w:t>Programación y Arquitectura de Videojuegos</w:t>
+          </w:r>
+        </w:p>
+      </w:tc>
+      <w:tc>
+        <w:tcPr>
+          <w:tcW w:w="3827" w:type="dxa"/>
+        </w:tcPr>
+        <w:p>
+          <w:pPr>
+            <w:pStyle w:val="Encabezado"/>
+            <w:rPr>
+              <w:sz w:val="22"/>
+            </w:rPr>
+          </w:pPr>
+          <w:r>
+            <w:rPr>
+              <w:sz w:val="22"/>
+            </w:rPr>
+            <w:t xml:space="preserve">Apellidos: </w:t>
+          </w:r>
+          <w:r>
+            <w:rPr>
+              <w:sz w:val="22"/>
+            </w:rPr>
+            <w:t>Plaza Cuenca</w:t>
+          </w:r>
+        </w:p>
+      </w:tc>
+      <w:tc>
+        <w:tcPr>
+          <w:tcW w:w="1831" w:type="dxa"/>
+          <w:vMerge w:val="restart"/>
+        </w:tcPr>
+        <w:p>
+          <w:pPr>
+            <w:pStyle w:val="Encabezado"/>
+            <w:jc w:val="center"/>
+            <w:rPr>
+              <w:rFonts w:asciiTheme="minorHAnsi" w:hAnsiTheme="minorHAnsi"/>
+            </w:rPr>
+          </w:pPr>
+          <w:r>
+            <w:rPr>
+              <w:rFonts w:asciiTheme="minorHAnsi" w:hAnsiTheme="minorHAnsi"/>
+            </w:rPr>
+            <w:t>14/12/2025</w:t>
+          </w:r>
+        </w:p>
+      </w:tc>
+    </w:tr>
+    <w:tr>
+      <w:trPr>
+        <w:trHeight w:val="342"/>
+      </w:trPr>
+      <w:tc>
+        <w:tcPr>
+          <w:tcW w:w="2552" w:type="dxa"/>
+          <w:vMerge/>
+        </w:tcPr>
+        <w:p>
+          <w:pPr>
+            <w:pStyle w:val="Encabezado"/>
+          </w:pPr>
+        </w:p>
+      </w:tc>
+      <w:tc>
+        <w:tcPr>
+          <w:tcW w:w="3827" w:type="dxa"/>
+        </w:tcPr>
+        <w:p>
+          <w:pPr>
+            <w:pStyle w:val="Encabezado"/>
+            <w:rPr>
+              <w:sz w:val="22"/>
+            </w:rPr>
+          </w:pPr>
+          <w:r>
+            <w:rPr>
+              <w:sz w:val="22"/>
+            </w:rPr>
+            <w:t>Nombre:</w:t>
+          </w:r>
+          <w:r>
+            <w:rPr>
+              <w:sz w:val="22"/>
+            </w:rPr>
+            <w:t xml:space="preserve"> Carlos</w:t>
+          </w:r>
+        </w:p>
+      </w:tc>
+      <w:tc>
+        <w:tcPr>
+          <w:tcW w:w="1831" w:type="dxa"/>
+          <w:vMerge/>
+        </w:tcPr>
+        <w:p>
+          <w:pPr>
+            <w:pStyle w:val="Encabezado"/>
+          </w:pPr>
+        </w:p>
+      </w:tc>
+    </w:tr>
+  </w:tbl>
   <w:p>
     <w:pPr>
       <w:pStyle w:val="Encabezado"/>
     </w:pPr>
-    <w:r>
-      <w:t>Programación</w:t>
-    </w:r>
-    <w:r>
-      <w:t xml:space="preserve"> y Arquitectura de Videojuegos.</w:t>
-    </w:r>
-    <w:r>
-      <w:t xml:space="preserve"> </w:t>
-    </w:r>
-    <w:r>
-      <w:t xml:space="preserve">Actividad 1 - </w:t>
-    </w:r>
-    <w:r>
-      <w:t>Carlos Plaza Cuenca</w:t>
-    </w:r>
   </w:p>
 </w:hdr>
+</file>
+
+<file path=word/numbering.xml><?xml version="1.0" encoding="utf-8"?>
+<w:numbering xmlns:wpc="http://schemas.microsoft.com/office/word/2010/wordprocessingCanvas" xmlns:mc="http://schemas.openxmlformats.org/markup-compatibility/2006" xmlns:o="urn:schemas-microsoft-com:office:office" xmlns:r="http://schemas.openxmlformats.org/officeDocument/2006/relationships" xmlns:m="http://schemas.openxmlformats.org/officeDocument/2006/math" xmlns:v="urn:schemas-microsoft-com:vml" xmlns:wp14="http://schemas.microsoft.com/office/word/2010/wordprocessingDrawing" xmlns:wp="http://schemas.openxmlformats.org/drawingml/2006/wordprocessingDrawing" xmlns:w10="urn:schemas-microsoft-com:office:word" xmlns:w="http://schemas.openxmlformats.org/wordprocessingml/2006/main" xmlns:w14="http://schemas.microsoft.com/office/word/2010/wordml" xmlns:w15="http://schemas.microsoft.com/office/word/2012/wordml" xmlns:wpg="http://schemas.microsoft.com/office/word/2010/wordprocessingGroup" xmlns:wpi="http://schemas.microsoft.com/office/word/2010/wordprocessingInk" xmlns:wne="http://schemas.microsoft.com/office/word/2006/wordml" xmlns:wps="http://schemas.microsoft.com/office/word/2010/wordprocessingShape" mc:Ignorable="w14 w15 wp14">
+  <w:abstractNum w:abstractNumId="0">
+    <w:nsid w:val="350F451F"/>
+    <w:multiLevelType w:val="hybridMultilevel"/>
+    <w:tmpl w:val="9508D520"/>
+    <w:lvl w:ilvl="0" w:tplc="5BC6283A">
+      <w:start w:val="1"/>
+      <w:numFmt w:val="decimal"/>
+      <w:lvlText w:val="%1-"/>
+      <w:lvlJc w:val="left"/>
+      <w:pPr>
+        <w:ind w:left="720" w:hanging="360"/>
+      </w:pPr>
+      <w:rPr>
+        <w:rFonts w:hint="default"/>
+      </w:rPr>
+    </w:lvl>
+    <w:lvl w:ilvl="1" w:tplc="0C0A0019" w:tentative="1">
+      <w:start w:val="1"/>
+      <w:numFmt w:val="lowerLetter"/>
+      <w:lvlText w:val="%2."/>
+      <w:lvlJc w:val="left"/>
+      <w:pPr>
+        <w:ind w:left="1440" w:hanging="360"/>
+      </w:pPr>
+    </w:lvl>
+    <w:lvl w:ilvl="2" w:tplc="0C0A001B" w:tentative="1">
+      <w:start w:val="1"/>
+      <w:numFmt w:val="lowerRoman"/>
+      <w:lvlText w:val="%3."/>
+      <w:lvlJc w:val="right"/>
+      <w:pPr>
+        <w:ind w:left="2160" w:hanging="180"/>
+      </w:pPr>
+    </w:lvl>
+    <w:lvl w:ilvl="3" w:tplc="0C0A000F" w:tentative="1">
+      <w:start w:val="1"/>
+      <w:numFmt w:val="decimal"/>
+      <w:lvlText w:val="%4."/>
+      <w:lvlJc w:val="left"/>
+      <w:pPr>
+        <w:ind w:left="2880" w:hanging="360"/>
+      </w:pPr>
+    </w:lvl>
+    <w:lvl w:ilvl="4" w:tplc="0C0A0019" w:tentative="1">
+      <w:start w:val="1"/>
+      <w:numFmt w:val="lowerLetter"/>
+      <w:lvlText w:val="%5."/>
+      <w:lvlJc w:val="left"/>
+      <w:pPr>
+        <w:ind w:left="3600" w:hanging="360"/>
+      </w:pPr>
+    </w:lvl>
+    <w:lvl w:ilvl="5" w:tplc="0C0A001B" w:tentative="1">
+      <w:start w:val="1"/>
+      <w:numFmt w:val="lowerRoman"/>
+      <w:lvlText w:val="%6."/>
+      <w:lvlJc w:val="right"/>
+      <w:pPr>
+        <w:ind w:left="4320" w:hanging="180"/>
+      </w:pPr>
+    </w:lvl>
+    <w:lvl w:ilvl="6" w:tplc="0C0A000F" w:tentative="1">
+      <w:start w:val="1"/>
+      <w:numFmt w:val="decimal"/>
+      <w:lvlText w:val="%7."/>
+      <w:lvlJc w:val="left"/>
+      <w:pPr>
+        <w:ind w:left="5040" w:hanging="360"/>
+      </w:pPr>
+    </w:lvl>
+    <w:lvl w:ilvl="7" w:tplc="0C0A0019" w:tentative="1">
+      <w:start w:val="1"/>
+      <w:numFmt w:val="lowerLetter"/>
+      <w:lvlText w:val="%8."/>
+      <w:lvlJc w:val="left"/>
+      <w:pPr>
+        <w:ind w:left="5760" w:hanging="360"/>
+      </w:pPr>
+    </w:lvl>
+    <w:lvl w:ilvl="8" w:tplc="0C0A001B" w:tentative="1">
+      <w:start w:val="1"/>
+      <w:numFmt w:val="lowerRoman"/>
+      <w:lvlText w:val="%9."/>
+      <w:lvlJc w:val="right"/>
+      <w:pPr>
+        <w:ind w:left="6480" w:hanging="180"/>
+      </w:pPr>
+    </w:lvl>
+  </w:abstractNum>
+  <w:abstractNum w:abstractNumId="1">
+    <w:nsid w:val="607A018E"/>
+    <w:multiLevelType w:val="hybridMultilevel"/>
+    <w:tmpl w:val="9508D520"/>
+    <w:lvl w:ilvl="0" w:tplc="5BC6283A">
+      <w:start w:val="1"/>
+      <w:numFmt w:val="decimal"/>
+      <w:lvlText w:val="%1-"/>
+      <w:lvlJc w:val="left"/>
+      <w:pPr>
+        <w:ind w:left="720" w:hanging="360"/>
+      </w:pPr>
+      <w:rPr>
+        <w:rFonts w:hint="default"/>
+      </w:rPr>
+    </w:lvl>
+    <w:lvl w:ilvl="1" w:tplc="0C0A0019" w:tentative="1">
+      <w:start w:val="1"/>
+      <w:numFmt w:val="lowerLetter"/>
+      <w:lvlText w:val="%2."/>
+      <w:lvlJc w:val="left"/>
+      <w:pPr>
+        <w:ind w:left="1440" w:hanging="360"/>
+      </w:pPr>
+    </w:lvl>
+    <w:lvl w:ilvl="2" w:tplc="0C0A001B" w:tentative="1">
+      <w:start w:val="1"/>
+      <w:numFmt w:val="lowerRoman"/>
+      <w:lvlText w:val="%3."/>
+      <w:lvlJc w:val="right"/>
+      <w:pPr>
+        <w:ind w:left="2160" w:hanging="180"/>
+      </w:pPr>
+    </w:lvl>
+    <w:lvl w:ilvl="3" w:tplc="0C0A000F" w:tentative="1">
+      <w:start w:val="1"/>
+      <w:numFmt w:val="decimal"/>
+      <w:lvlText w:val="%4."/>
+      <w:lvlJc w:val="left"/>
+      <w:pPr>
+        <w:ind w:left="2880" w:hanging="360"/>
+      </w:pPr>
+    </w:lvl>
+    <w:lvl w:ilvl="4" w:tplc="0C0A0019" w:tentative="1">
+      <w:start w:val="1"/>
+      <w:numFmt w:val="lowerLetter"/>
+      <w:lvlText w:val="%5."/>
+      <w:lvlJc w:val="left"/>
+      <w:pPr>
+        <w:ind w:left="3600" w:hanging="360"/>
+      </w:pPr>
+    </w:lvl>
+    <w:lvl w:ilvl="5" w:tplc="0C0A001B" w:tentative="1">
+      <w:start w:val="1"/>
+      <w:numFmt w:val="lowerRoman"/>
+      <w:lvlText w:val="%6."/>
+      <w:lvlJc w:val="right"/>
+      <w:pPr>
+        <w:ind w:left="4320" w:hanging="180"/>
+      </w:pPr>
+    </w:lvl>
+    <w:lvl w:ilvl="6" w:tplc="0C0A000F" w:tentative="1">
+      <w:start w:val="1"/>
+      <w:numFmt w:val="decimal"/>
+      <w:lvlText w:val="%7."/>
+      <w:lvlJc w:val="left"/>
+      <w:pPr>
+        <w:ind w:left="5040" w:hanging="360"/>
+      </w:pPr>
+    </w:lvl>
+    <w:lvl w:ilvl="7" w:tplc="0C0A0019" w:tentative="1">
+      <w:start w:val="1"/>
+      <w:numFmt w:val="lowerLetter"/>
+      <w:lvlText w:val="%8."/>
+      <w:lvlJc w:val="left"/>
+      <w:pPr>
+        <w:ind w:left="5760" w:hanging="360"/>
+      </w:pPr>
+    </w:lvl>
+    <w:lvl w:ilvl="8" w:tplc="0C0A001B" w:tentative="1">
+      <w:start w:val="1"/>
+      <w:numFmt w:val="lowerRoman"/>
+      <w:lvlText w:val="%9."/>
+      <w:lvlJc w:val="right"/>
+      <w:pPr>
+        <w:ind w:left="6480" w:hanging="180"/>
+      </w:pPr>
+    </w:lvl>
+  </w:abstractNum>
+  <w:num w:numId="1">
+    <w:abstractNumId w:val="0"/>
+  </w:num>
+  <w:num w:numId="2">
+    <w:abstractNumId w:val="1"/>
+  </w:num>
+</w:numbering>
 </file>
 
 <file path=word/styles.xml><?xml version="1.0" encoding="utf-8"?>
@@ -767,7 +1562,7 @@
     <w:lsdException w:name="Normal Indent" w:semiHidden="1" w:unhideWhenUsed="1"/>
     <w:lsdException w:name="footnote text" w:semiHidden="1" w:unhideWhenUsed="1"/>
     <w:lsdException w:name="annotation text" w:semiHidden="1" w:unhideWhenUsed="1"/>
-    <w:lsdException w:name="header" w:semiHidden="1" w:unhideWhenUsed="1"/>
+    <w:lsdException w:name="header" w:semiHidden="1" w:unhideWhenUsed="1" w:qFormat="1"/>
     <w:lsdException w:name="footer" w:semiHidden="1" w:unhideWhenUsed="1"/>
     <w:lsdException w:name="index heading" w:semiHidden="1" w:unhideWhenUsed="1"/>
     <w:lsdException w:name="caption" w:semiHidden="1" w:uiPriority="35" w:unhideWhenUsed="1" w:qFormat="1"/>
@@ -1173,6 +1968,7 @@
     <w:link w:val="EncabezadoCar"/>
     <w:uiPriority w:val="99"/>
     <w:unhideWhenUsed/>
+    <w:qFormat/>
     <w:rsid w:val="00525E50"/>
     <w:pPr>
       <w:tabs>
@@ -1222,6 +2018,129 @@
       <w:color w:val="2E74B5" w:themeColor="accent1" w:themeShade="BF"/>
       <w:sz w:val="32"/>
       <w:szCs w:val="32"/>
+    </w:rPr>
+  </w:style>
+  <w:style w:type="paragraph" w:styleId="NormalWeb">
+    <w:name w:val="Normal (Web)"/>
+    <w:basedOn w:val="Normal"/>
+    <w:uiPriority w:val="99"/>
+    <w:semiHidden/>
+    <w:unhideWhenUsed/>
+    <w:rsid w:val="00A963D0"/>
+    <w:pPr>
+      <w:spacing w:before="100" w:beforeAutospacing="1" w:after="100" w:afterAutospacing="1" w:line="240" w:lineRule="auto"/>
+    </w:pPr>
+    <w:rPr>
+      <w:rFonts w:ascii="Times New Roman" w:eastAsia="Times New Roman" w:hAnsi="Times New Roman" w:cs="Times New Roman"/>
+      <w:szCs w:val="24"/>
+      <w:lang w:eastAsia="es-ES"/>
+    </w:rPr>
+  </w:style>
+  <w:style w:type="table" w:customStyle="1" w:styleId="TablaUNIR3">
+    <w:name w:val="Tabla UNIR 3"/>
+    <w:basedOn w:val="Tablanormal"/>
+    <w:uiPriority w:val="99"/>
+    <w:rsid w:val="00C32AFC"/>
+    <w:pPr>
+      <w:spacing w:after="0" w:line="240" w:lineRule="auto"/>
+    </w:pPr>
+    <w:rPr>
+      <w:rFonts w:ascii="UnitOT-Light" w:eastAsia="Times New Roman" w:hAnsi="UnitOT-Light"/>
+      <w:color w:val="333333"/>
+      <w:sz w:val="20"/>
+    </w:rPr>
+    <w:tblPr>
+      <w:jc w:val="center"/>
+      <w:tblInd w:w="0" w:type="dxa"/>
+      <w:tblBorders>
+        <w:top w:val="single" w:sz="4" w:space="0" w:color="0098CD"/>
+        <w:bottom w:val="single" w:sz="4" w:space="0" w:color="0098CD"/>
+        <w:insideH w:val="single" w:sz="4" w:space="0" w:color="0098CD"/>
+        <w:insideV w:val="single" w:sz="4" w:space="0" w:color="0098CD"/>
+      </w:tblBorders>
+      <w:tblCellMar>
+        <w:top w:w="113" w:type="dxa"/>
+        <w:left w:w="108" w:type="dxa"/>
+        <w:bottom w:w="0" w:type="dxa"/>
+        <w:right w:w="108" w:type="dxa"/>
+      </w:tblCellMar>
+    </w:tblPr>
+    <w:trPr>
+      <w:jc w:val="center"/>
+    </w:trPr>
+    <w:tcPr>
+      <w:shd w:val="clear" w:color="auto" w:fill="FFFFFF" w:themeFill="background1"/>
+      <w:vAlign w:val="center"/>
+    </w:tcPr>
+    <w:tblStylePr w:type="firstRow">
+      <w:pPr>
+        <w:jc w:val="center"/>
+      </w:pPr>
+      <w:rPr>
+        <w:rFonts w:ascii="UnitOT-Medi" w:hAnsi="UnitOT-Medi"/>
+        <w:b w:val="0"/>
+        <w:color w:val="333333"/>
+        <w:sz w:val="20"/>
+      </w:rPr>
+      <w:tblPr/>
+      <w:trPr>
+        <w:tblHeader/>
+      </w:trPr>
+      <w:tcPr>
+        <w:shd w:val="clear" w:color="auto" w:fill="E6F4F9"/>
+        <w:vAlign w:val="center"/>
+      </w:tcPr>
+    </w:tblStylePr>
+  </w:style>
+  <w:style w:type="paragraph" w:customStyle="1" w:styleId="Textocajaactividades">
+    <w:name w:val="Texto_caja_actividades"/>
+    <w:basedOn w:val="Normal"/>
+    <w:qFormat/>
+    <w:rsid w:val="00C32AFC"/>
+    <w:pPr>
+      <w:spacing w:after="0" w:line="240" w:lineRule="auto"/>
+      <w:jc w:val="center"/>
+    </w:pPr>
+    <w:rPr>
+      <w:rFonts w:ascii="Calibri" w:eastAsia="Times New Roman" w:hAnsi="Calibri" w:cs="UnitOT-Medi"/>
+      <w:b/>
+      <w:color w:val="333333"/>
+      <w:sz w:val="22"/>
+      <w:lang w:eastAsia="es-ES"/>
+    </w:rPr>
+  </w:style>
+  <w:style w:type="paragraph" w:styleId="Prrafodelista">
+    <w:name w:val="List Paragraph"/>
+    <w:basedOn w:val="Normal"/>
+    <w:uiPriority w:val="34"/>
+    <w:qFormat/>
+    <w:rsid w:val="00C32AFC"/>
+    <w:pPr>
+      <w:ind w:left="720"/>
+      <w:contextualSpacing/>
+    </w:pPr>
+  </w:style>
+  <w:style w:type="character" w:styleId="Hipervnculo">
+    <w:name w:val="Hyperlink"/>
+    <w:basedOn w:val="Fuentedeprrafopredeter"/>
+    <w:uiPriority w:val="99"/>
+    <w:unhideWhenUsed/>
+    <w:rsid w:val="00F5505F"/>
+    <w:rPr>
+      <w:color w:val="0563C1" w:themeColor="hyperlink"/>
+      <w:u w:val="single"/>
+    </w:rPr>
+  </w:style>
+  <w:style w:type="character" w:styleId="Hipervnculovisitado">
+    <w:name w:val="FollowedHyperlink"/>
+    <w:basedOn w:val="Fuentedeprrafopredeter"/>
+    <w:uiPriority w:val="99"/>
+    <w:semiHidden/>
+    <w:unhideWhenUsed/>
+    <w:rsid w:val="00F5505F"/>
+    <w:rPr>
+      <w:color w:val="954F72" w:themeColor="followedHyperlink"/>
+      <w:u w:val="single"/>
     </w:rPr>
   </w:style>
 </w:styles>
